--- a/Policy/04_Delfos_DO_Tecnologia.docx
+++ b/Policy/04_Delfos_DO_Tecnologia.docx
@@ -195,7 +195,7 @@
               <w:rPr>
                 <w:sz w:val="17"/>
               </w:rPr>
-              <w:t>15414.902019/2022-06 (fictício)</w:t>
+              <w:t>15414.902019/2022-06</w:t>
             </w:r>
           </w:p>
         </w:tc>
@@ -454,7 +454,7 @@
               <w:rPr>
                 <w:sz w:val="17"/>
               </w:rPr>
-              <w:t>Vértice Brokers de Seguros Ltda. – SUSEP nº 202561409 (fictício)</w:t>
+              <w:t>Vértice Brokers de Seguros Ltda. – SUSEP nº 202561409</w:t>
             </w:r>
           </w:p>
         </w:tc>
@@ -513,7 +513,7 @@
           <w:b/>
           <w:color w:val="3B4A5A"/>
         </w:rPr>
-        <w:t>Quadro 0 – Limite, moeda e prêmio</w:t>
+        <w:t>Quadro 1 – Limite, moeda e prêmio</w:t>
       </w:r>
     </w:p>
     <w:tbl>
@@ -816,7 +816,7 @@
           <w:b/>
           <w:color w:val="3B4A5A"/>
         </w:rPr>
-        <w:t>Quadro 1 – Limite Máximo de Garantia, coberturas e sublimites</w:t>
+        <w:t>Quadro 2 – Limite Máximo de Garantia, coberturas e sublimites</w:t>
       </w:r>
     </w:p>
     <w:tbl>
@@ -3360,7 +3360,7 @@
           <w:b/>
           <w:color w:val="3B4A5A"/>
         </w:rPr>
-        <w:t>Quadro 2 – Franquias, retenção e participação obrigatória</w:t>
+        <w:t>Quadro 3 – Franquias, retenção e participação obrigatória</w:t>
       </w:r>
     </w:p>
     <w:tbl>
@@ -3589,7 +3589,7 @@
           <w:b/>
           <w:color w:val="3B4A5A"/>
         </w:rPr>
-        <w:t>Quadro 3 – Segurados</w:t>
+        <w:t>Quadro 4 – Segurados</w:t>
       </w:r>
     </w:p>
     <w:tbl>
@@ -3818,7 +3818,7 @@
           <w:b/>
           <w:color w:val="3B4A5A"/>
         </w:rPr>
-        <w:t>Quadro 4 – Subsidiárias cobertas</w:t>
+        <w:t>Quadro 5 – Subsidiárias cobertas</w:t>
       </w:r>
     </w:p>
     <w:tbl>
@@ -3973,7 +3973,7 @@
           <w:b/>
           <w:color w:val="3B4A5A"/>
         </w:rPr>
-        <w:t>Quadro 5 – Retroatividade, prazos, território e notificação</w:t>
+        <w:t>Quadro 6 – Retroatividade, prazos, território e notificação</w:t>
       </w:r>
     </w:p>
     <w:tbl>
@@ -4358,7 +4358,7 @@
         <w:jc w:val="both"/>
       </w:pPr>
       <w:r>
-        <w:t>Condições Gerais do Seguro de Responsabilidade Civil de Administradores e Diretores (D&amp;O), Processo SUSEP nº 15414.902019/2022-06 (fictício).</w:t>
+        <w:t>Condições Gerais do Seguro de Responsabilidade Civil de Administradores e Diretores (D&amp;O), Processo SUSEP nº 15414.902019/2022-06.</w:t>
       </w:r>
     </w:p>
     <w:p>
@@ -4464,7 +4464,7 @@
         <w:t xml:space="preserve">2.3  </w:t>
       </w:r>
       <w:r>
-        <w:t>“Subsidiária”: sociedade em que o Tomador detenha, direta ou indiretamente, mais de 50% (cinquenta por cento) do capital votante, ou o poder de eleger a maioria dos administradores, indicada no Quadro 4 ou incluída por endosso.</w:t>
+        <w:t>“Subsidiária”: sociedade em que o Tomador detenha, direta ou indiretamente, mais de 50% (cinquenta por cento) do capital votante, ou o poder de eleger a maioria dos administradores, indicada no Quadro 5 ou incluída por endosso.</w:t>
       </w:r>
     </w:p>
     <w:p>
@@ -4479,7 +4479,7 @@
         <w:t xml:space="preserve">2.4  </w:t>
       </w:r>
       <w:r>
-        <w:t>“Segurado”: as pessoas físicas indicadas no Quadro 3, presentes, passadas ou futuras, que exerçam ou tenham exercido cargo de administração, em conselho, comitê estatutário ou função de gestão com poderes de representação no Tomador ou em Subsidiária, inclusive, quando previsto, o espólio e os herdeiros.</w:t>
+        <w:t>“Segurado”: as pessoas físicas indicadas no Quadro 4, presentes, passadas ou futuras, que exerçam ou tenham exercido cargo de administração, em conselho, comitê estatutário ou função de gestão com poderes de representação no Tomador ou em Subsidiária, inclusive, quando previsto, o espólio e os herdeiros.</w:t>
       </w:r>
     </w:p>
     <w:p>
@@ -4614,7 +4614,7 @@
         <w:t xml:space="preserve">2.13  </w:t>
       </w:r>
       <w:r>
-        <w:t>“Franquia”: parcela das Perdas que fica a cargo do Tomador ou do Segurado, deduzida de cada Reclamação, conforme o Quadro 2.</w:t>
+        <w:t>“Franquia”: parcela das Perdas que fica a cargo do Tomador ou do Segurado, deduzida de cada Reclamação, conforme o Quadro 3.</w:t>
       </w:r>
     </w:p>
     <w:p>
@@ -4689,7 +4689,7 @@
         <w:t xml:space="preserve">2.18  </w:t>
       </w:r>
       <w:r>
-        <w:t>“Prazo Suplementar”: extensão contratável do período de apresentação de Reclamações após o fim da vigência, nas condições do Quadro 5.</w:t>
+        <w:t>“Prazo Suplementar”: extensão contratável do período de apresentação de Reclamações após o fim da vigência, nas condições do Quadro 6.</w:t>
       </w:r>
     </w:p>
     <w:p>
@@ -4727,7 +4727,7 @@
         <w:t xml:space="preserve">3.2  </w:t>
       </w:r>
       <w:r>
-        <w:t>Cobertura B – Reembolso à Companhia (Side B). A Seguradora reembolsará ao Tomador as Perdas que este, na forma da lei ou de seu estatuto, tenha pago ou adiantado em nome do Segurado em razão de Reclamação coberta (Side B), aplicada a franquia do Quadro 2.</w:t>
+        <w:t>Cobertura B – Reembolso à Companhia (Side B). A Seguradora reembolsará ao Tomador as Perdas que este, na forma da lei ou de seu estatuto, tenha pago ou adiantado em nome do Segurado em razão de Reclamação coberta (Side B), aplicada a franquia do Quadro 3.</w:t>
       </w:r>
     </w:p>
     <w:p>
@@ -4917,7 +4917,7 @@
         <w:t xml:space="preserve">5.1  </w:t>
       </w:r>
       <w:r>
-        <w:t>Sujeitas ao LMG, às Franquias e às exclusões destas Condições Gerais, estão contratadas as extensões abaixo, nos limites do Quadro 1. Sublimites integram o LMG e não são adicionais a ele.</w:t>
+        <w:t>Sujeitas ao LMG, às Franquias e às exclusões destas Condições Gerais, estão contratadas as extensões abaixo, nos limites do Quadro 2. Sublimites integram o LMG e não são adicionais a ele.</w:t>
       </w:r>
     </w:p>
     <w:p>
@@ -5282,7 +5282,7 @@
         <w:t xml:space="preserve">6.2  </w:t>
       </w:r>
       <w:r>
-        <w:t>Sublimites, quando indicados no Quadro 1, são agregados por vigência, integram o LMG e não se somam a ele. O pagamento de um sublimite erode o LMG.</w:t>
+        <w:t>Sublimites, quando indicados no Quadro 2, são agregados por vigência, integram o LMG e não se somam a ele. O pagamento de um sublimite erode o LMG.</w:t>
       </w:r>
     </w:p>
     <w:p>
@@ -5297,7 +5297,7 @@
         <w:t xml:space="preserve">6.3  </w:t>
       </w:r>
       <w:r>
-        <w:t>A Franquia do Quadro 2 é deduzida de cada Reclamação. Quando mais de uma Franquia for aplicável a um mesmo Sinistro, prevalecerá a maior. Não se aplica Franquia aos Custos de Defesa da Cobertura A.</w:t>
+        <w:t>A Franquia do Quadro 3 é deduzida de cada Reclamação. Quando mais de uma Franquia for aplicável a um mesmo Sinistro, prevalecerá a maior. Não se aplica Franquia aos Custos de Defesa da Cobertura A.</w:t>
       </w:r>
     </w:p>
     <w:p>
@@ -5478,7 +5478,7 @@
         <w:t xml:space="preserve">8.1  </w:t>
       </w:r>
       <w:r>
-        <w:t>A cobertura vale em todo o mundo. Para Reclamações apresentadas nos Estados Unidos da América ou no Canadá, ou fundadas em suas leis, aplica-se o sublimite e a Franquia indicados no Quadro 1 (Processos no Exterior).</w:t>
+        <w:t>A cobertura vale em todo o mundo. Para Reclamações apresentadas nos Estados Unidos da América ou no Canadá, ou fundadas em suas leis, aplica-se o sublimite e a Franquia indicados no Quadro 2 (Processos no Exterior).</w:t>
       </w:r>
     </w:p>
     <w:p>
@@ -5692,7 +5692,7 @@
         <w:t xml:space="preserve">10.3  </w:t>
       </w:r>
       <w:r>
-        <w:t>Danos Corporais. Ficam excluídas Reclamações por lesão corporal, doença, sofrimento físico ou morte de qualquer pessoa, salvo Custos de Defesa se houver sublimite indicado no Quadro 1.</w:t>
+        <w:t>Danos Corporais. Ficam excluídas Reclamações por lesão corporal, doença, sofrimento físico ou morte de qualquer pessoa, salvo Custos de Defesa se houver sublimite indicado no Quadro 2.</w:t>
       </w:r>
     </w:p>
     <w:p>
@@ -5707,7 +5707,7 @@
         <w:t xml:space="preserve">10.4  </w:t>
       </w:r>
       <w:r>
-        <w:t>Danos Materiais. Ficam excluídas Reclamações por danos ou perda de bens tangíveis, inclusive sua privação de uso, salvo Custos de Defesa se houver sublimite indicado no Quadro 1.</w:t>
+        <w:t>Danos Materiais. Ficam excluídas Reclamações por danos ou perda de bens tangíveis, inclusive sua privação de uso, salvo Custos de Defesa se houver sublimite indicado no Quadro 2.</w:t>
       </w:r>
     </w:p>
     <w:p>
@@ -6260,7 +6260,7 @@
         <w:jc w:val="both"/>
       </w:pPr>
       <w:r>
-        <w:t>Para Reclamações apresentadas nos Estados Unidos da América ou no Canadá, aplica-se o sublimite de R$ 10.000.000,00 do Quadro 1, a Franquia de R$ 2.000.000,00 e a regra de que os Custos de Defesa integram o sublimite.</w:t>
+        <w:t>Para Reclamações apresentadas nos Estados Unidos da América ou no Canadá, aplica-se o sublimite de R$ 10.000.000,00 do Quadro 2, a Franquia de R$ 2.000.000,00 e a regra de que os Custos de Defesa integram o sublimite.</w:t>
       </w:r>
     </w:p>
     <w:p>
@@ -6293,6 +6293,15 @@
       </w:pPr>
       <w:r>
         <w:t>Local e data: São Paulo, 22/09/2026. Delfos Seguradora S.A. – Diretoria Técnica. Corretor: Vértice Brokers de Seguros Ltda..</w:t>
+      </w:r>
+    </w:p>
+    <w:p>
+      <w:r>
+        <w:rPr>
+          <w:color w:val="3B4A5A"/>
+          <w:sz w:val="16"/>
+        </w:rPr>
+        <w:t>Nota final: esta apólice é fictícia e não tem valor contratual; foi criada apenas para testes do ClauseAI.</w:t>
       </w:r>
     </w:p>
     <w:sectPr>
@@ -6318,7 +6327,7 @@
       <w:rPr>
         <w:sz w:val="16"/>
       </w:rPr>
-      <w:t xml:space="preserve">Delfos Seguradora S.A. · Apólice nº DEL-0351-2026-002019 · Documento fictício · Página </w:t>
+      <w:t xml:space="preserve">Delfos Seguradora S.A. · Apólice nº DEL-0351-2026-002019 · Página </w:t>
     </w:r>
     <w:r>
       <w:rPr>
